--- a/Medical-Miscommunication-Detector.docx
+++ b/Medical-Miscommunication-Detector.docx
@@ -16,6 +16,67 @@
           <w:sz w:val="52"/>
         </w:rPr>
         <w:t>Medical Miscommunication Detector</w:t>
+      </w:r>
+    </w:p>
+    <w:p>
+      <w:r>
+        <w:rPr>
+          <w:rFonts w:ascii="Calibri" w:hAnsi="Calibri" w:eastAsia="Calibri"/>
+          <w:color w:val="0F6E6E"/>
+        </w:rPr>
+        <w:t>Python 3.11+</w:t>
+      </w:r>
+      <w:r>
+        <w:rPr>
+          <w:rFonts w:ascii="Calibri" w:hAnsi="Calibri" w:eastAsia="Calibri"/>
+        </w:rPr>
+        <w:t xml:space="preserve"> </w:t>
+      </w:r>
+      <w:r>
+        <w:rPr>
+          <w:rFonts w:ascii="Calibri" w:hAnsi="Calibri" w:eastAsia="Calibri"/>
+          <w:color w:val="0F6E6E"/>
+        </w:rPr>
+        <w:t>FastAPI</w:t>
+      </w:r>
+      <w:r>
+        <w:rPr>
+          <w:rFonts w:ascii="Calibri" w:hAnsi="Calibri" w:eastAsia="Calibri"/>
+        </w:rPr>
+        <w:t xml:space="preserve"> </w:t>
+      </w:r>
+      <w:r>
+        <w:rPr>
+          <w:rFonts w:ascii="Calibri" w:hAnsi="Calibri" w:eastAsia="Calibri"/>
+          <w:color w:val="0F6E6E"/>
+        </w:rPr>
+        <w:t>Tests: pytest</w:t>
+      </w:r>
+      <w:r>
+        <w:rPr>
+          <w:rFonts w:ascii="Calibri" w:hAnsi="Calibri" w:eastAsia="Calibri"/>
+        </w:rPr>
+        <w:t xml:space="preserve"> </w:t>
+      </w:r>
+      <w:r>
+        <w:rPr>
+          <w:rFonts w:ascii="Calibri" w:hAnsi="Calibri" w:eastAsia="Calibri"/>
+          <w:color w:val="0F6E6E"/>
+        </w:rPr>
+        <w:t>Status: prototype</w:t>
+      </w:r>
+      <w:r>
+        <w:rPr>
+          <w:rFonts w:ascii="Calibri" w:hAnsi="Calibri" w:eastAsia="Calibri"/>
+        </w:rPr>
+        <w:t xml:space="preserve"> </w:t>
+      </w:r>
+      <w:r>
+        <w:rPr>
+          <w:rFonts w:ascii="Calibri" w:hAnsi="Calibri" w:eastAsia="Calibri"/>
+          <w:color w:val="0F6E6E"/>
+        </w:rPr>
+        <w:t>Repo</w:t>
       </w:r>
     </w:p>
     <w:p>
